--- a/Doc/氙灯电源板功能描述.docx
+++ b/Doc/氙灯电源板功能描述.docx
@@ -115,9 +115,11 @@
         </w:rPr>
         <w:t>电流设定信号为</w:t>
       </w:r>
+      <w:proofErr w:type="spellStart"/>
       <w:r>
         <w:t>Current_SET</w:t>
       </w:r>
+      <w:proofErr w:type="spellEnd"/>
       <w:r>
         <w:rPr>
           <w:rFonts w:hint="eastAsia"/>
@@ -136,8 +138,21 @@
       <w:r>
         <w:t xml:space="preserve"> </w:t>
       </w:r>
-      <w:r>
-        <w:t>Current_OUT=Current_SET/3*2/0.2</w:t>
+      <w:proofErr w:type="spellStart"/>
+      <w:r>
+        <w:t>Current_OUT</w:t>
+      </w:r>
+      <w:proofErr w:type="spellEnd"/>
+      <w:r>
+        <w:t>=</w:t>
+      </w:r>
+      <w:proofErr w:type="spellStart"/>
+      <w:r>
+        <w:t>Current_SET</w:t>
+      </w:r>
+      <w:proofErr w:type="spellEnd"/>
+      <w:r>
+        <w:t>/3*2/0.2</w:t>
       </w:r>
     </w:p>
     <w:p>
@@ -156,9 +171,11 @@
         </w:rPr>
         <w:t>电流检测信号为</w:t>
       </w:r>
+      <w:proofErr w:type="spellStart"/>
       <w:r>
         <w:t>Current_DET</w:t>
       </w:r>
+      <w:proofErr w:type="spellEnd"/>
       <w:r>
         <w:rPr>
           <w:rFonts w:hint="eastAsia"/>
@@ -181,8 +198,13 @@
         <w:ind w:left="780" w:firstLineChars="0" w:firstLine="0"/>
         <w:jc w:val="left"/>
       </w:pPr>
-      <w:r>
-        <w:t>Current_DET=Current*0.2</w:t>
+      <w:proofErr w:type="spellStart"/>
+      <w:r>
+        <w:t>Current_DET</w:t>
+      </w:r>
+      <w:proofErr w:type="spellEnd"/>
+      <w:r>
+        <w:t>=Current*0.2</w:t>
       </w:r>
     </w:p>
     <w:p>
@@ -199,11 +221,20 @@
         <w:rPr>
           <w:rFonts w:hint="eastAsia"/>
         </w:rPr>
-        <w:t>氙灯电压检测：Lamp_DET</w:t>
-      </w:r>
+        <w:t>氙灯电压检测：</w:t>
+      </w:r>
+      <w:proofErr w:type="spellStart"/>
+      <w:r>
+        <w:rPr>
+          <w:rFonts w:hint="eastAsia"/>
+        </w:rPr>
+        <w:t>Lamp_DET</w:t>
+      </w:r>
+      <w:proofErr w:type="spellEnd"/>
       <w:r>
         <w:t xml:space="preserve">= </w:t>
       </w:r>
+      <w:proofErr w:type="spellStart"/>
       <w:r>
         <w:rPr>
           <w:rFonts w:hint="eastAsia"/>
@@ -211,7 +242,11 @@
         <w:t>Lamp_</w:t>
       </w:r>
       <w:r>
-        <w:t>PWR/101</w:t>
+        <w:t>PWR</w:t>
+      </w:r>
+      <w:proofErr w:type="spellEnd"/>
+      <w:r>
+        <w:t>/101</w:t>
       </w:r>
     </w:p>
     <w:p>
@@ -312,7 +347,21 @@
         <w:rPr>
           <w:rFonts w:hint="eastAsia"/>
         </w:rPr>
-        <w:t>s秒迅速降低至</w:t>
+        <w:t>s</w:t>
+      </w:r>
+      <w:proofErr w:type="gramStart"/>
+      <w:r>
+        <w:rPr>
+          <w:rFonts w:hint="eastAsia"/>
+        </w:rPr>
+        <w:t>秒迅速</w:t>
+      </w:r>
+      <w:proofErr w:type="gramEnd"/>
+      <w:r>
+        <w:rPr>
+          <w:rFonts w:hint="eastAsia"/>
+        </w:rPr>
+        <w:t>降低至</w:t>
       </w:r>
       <w:r>
         <w:t>8-15V</w:t>
@@ -386,8 +435,50 @@
     </w:p>
     <w:p>
       <w:pPr>
+        <w:pStyle w:val="a3"/>
+        <w:numPr>
+          <w:ilvl w:val="0"/>
+          <w:numId w:val="1"/>
+        </w:numPr>
+        <w:ind w:firstLineChars="0"/>
         <w:jc w:val="left"/>
-      </w:pPr>
+        <w:rPr>
+          <w:rFonts w:hint="eastAsia"/>
+        </w:rPr>
+      </w:pPr>
+      <w:r>
+        <w:rPr>
+          <w:rFonts w:hint="eastAsia"/>
+        </w:rPr>
+        <w:t>增加N</w:t>
+      </w:r>
+      <w:r>
+        <w:t>TC</w:t>
+      </w:r>
+      <w:r>
+        <w:rPr>
+          <w:rFonts w:hint="eastAsia"/>
+        </w:rPr>
+        <w:t>功能，温度超过</w:t>
+      </w:r>
+      <w:r>
+        <w:t>80</w:t>
+      </w:r>
+      <w:r>
+        <w:rPr>
+          <w:rFonts w:hint="eastAsia"/>
+        </w:rPr>
+        <w:t>度报警，1</w:t>
+      </w:r>
+      <w:r>
+        <w:t>00</w:t>
+      </w:r>
+      <w:r>
+        <w:rPr>
+          <w:rFonts w:hint="eastAsia"/>
+        </w:rPr>
+        <w:t>度强制关闭</w:t>
+      </w:r>
     </w:p>
     <w:sectPr>
       <w:pgSz w:w="11906" w:h="16838"/>

--- a/Doc/氙灯电源板功能描述.docx
+++ b/Doc/氙灯电源板功能描述.docx
@@ -79,6 +79,29 @@
       </w:r>
       <w:r>
         <w:rPr>
+          <w:rFonts w:hint="eastAsia"/>
+          <w:b/>
+          <w:bCs/>
+        </w:rPr>
+        <w:t>（最大1</w:t>
+      </w:r>
+      <w:r>
+        <w:rPr>
+          <w:b/>
+          <w:bCs/>
+        </w:rPr>
+        <w:t>2A</w:t>
+      </w:r>
+      <w:r>
+        <w:rPr>
+          <w:rFonts w:hint="eastAsia"/>
+          <w:b/>
+          <w:bCs/>
+        </w:rPr>
+        <w:t>）</w:t>
+      </w:r>
+      <w:r>
+        <w:rPr>
           <w:b/>
           <w:bCs/>
         </w:rPr>
@@ -152,7 +175,10 @@
       </w:r>
       <w:proofErr w:type="spellEnd"/>
       <w:r>
-        <w:t>/3*2/0.2</w:t>
+        <w:t>/0.2</w:t>
+      </w:r>
+      <w:r>
+        <w:t>5</w:t>
       </w:r>
     </w:p>
     <w:p>
@@ -206,6 +232,9 @@
       <w:r>
         <w:t>=Current*0.2</w:t>
       </w:r>
+      <w:r>
+        <w:t>5</w:t>
+      </w:r>
     </w:p>
     <w:p>
       <w:pPr>
@@ -267,7 +296,10 @@
         <w:t>后，电压输出为1</w:t>
       </w:r>
       <w:r>
-        <w:t>20V</w:t>
+        <w:t>5</w:t>
+      </w:r>
+      <w:r>
+        <w:t>0V</w:t>
       </w:r>
       <w:r>
         <w:rPr>
@@ -347,21 +379,7 @@
         <w:rPr>
           <w:rFonts w:hint="eastAsia"/>
         </w:rPr>
-        <w:t>s</w:t>
-      </w:r>
-      <w:proofErr w:type="gramStart"/>
-      <w:r>
-        <w:rPr>
-          <w:rFonts w:hint="eastAsia"/>
-        </w:rPr>
-        <w:t>秒迅速</w:t>
-      </w:r>
-      <w:proofErr w:type="gramEnd"/>
-      <w:r>
-        <w:rPr>
-          <w:rFonts w:hint="eastAsia"/>
-        </w:rPr>
-        <w:t>降低至</w:t>
+        <w:t>s秒迅速降低至</w:t>
       </w:r>
       <w:r>
         <w:t>8-15V</w:t>
@@ -395,7 +413,10 @@
         <w:t>电压超过1</w:t>
       </w:r>
       <w:r>
-        <w:t>5V</w:t>
+        <w:t>7</w:t>
+      </w:r>
+      <w:r>
+        <w:t>V</w:t>
       </w:r>
       <w:r>
         <w:rPr>
@@ -421,6 +442,21 @@
         <w:t>寿命统计：</w:t>
       </w:r>
       <w:r>
+        <w:rPr>
+          <w:rFonts w:hint="eastAsia"/>
+        </w:rPr>
+        <w:t>4</w:t>
+      </w:r>
+      <w:r>
+        <w:t>00</w:t>
+      </w:r>
+      <w:r>
+        <w:rPr>
+          <w:rFonts w:hint="eastAsia"/>
+        </w:rPr>
+        <w:t>报错，</w:t>
+      </w:r>
+      <w:r>
         <w:t>5</w:t>
       </w:r>
       <w:r>
@@ -431,6 +467,12 @@
           <w:rFonts w:hint="eastAsia"/>
         </w:rPr>
         <w:t>h</w:t>
+      </w:r>
+      <w:r>
+        <w:rPr>
+          <w:rFonts w:hint="eastAsia"/>
+        </w:rPr>
+        <w:t>强行关闭</w:t>
       </w:r>
     </w:p>
     <w:p>
@@ -442,9 +484,6 @@
         </w:numPr>
         <w:ind w:firstLineChars="0"/>
         <w:jc w:val="left"/>
-        <w:rPr>
-          <w:rFonts w:hint="eastAsia"/>
-        </w:rPr>
       </w:pPr>
       <w:r>
         <w:rPr>
